--- a/docs/test-documents/thesis-validator-test-correct.docx
+++ b/docs/test-documents/thesis-validator-test-correct.docx
@@ -5215,22 +5215,13 @@
         <w:t>Käesolev lõik on näidistekst, mida kasutatakse dokumendi vormistuse testimiseks. Tekst ei oma sisulist tähendust ning on koostatud üksnes vormistusnõuete kontrollimise eesmärgil. Lõigu pikkus on valitud selliselt, et see vastaks tüüpilise akadeemilise teksti mahule.</w:t>
       </w:r>
       <w:r>
-        <w:t xml:space="preserve"> </w:t>
-      </w:r>
-      <w:r>
-        <w:t xml:space="preserve">Nüüd mainitakse lühendite ja mõistete sõnastiku </w:t>
+        <w:t xml:space="preserve"> Nüüd mainitakse lühendite ja mõistete sõnastiku </w:t>
       </w:r>
       <w:r>
         <w:t>kolmandat</w:t>
       </w:r>
       <w:r>
-        <w:t xml:space="preserve"> mõistet </w:t>
-      </w:r>
-      <w:r>
-        <w:t>DPI</w:t>
-      </w:r>
-      <w:r>
-        <w:t xml:space="preserve"> (</w:t>
+        <w:t xml:space="preserve"> mõistet DPI (</w:t>
       </w:r>
       <w:r>
         <w:rPr>
@@ -5397,44 +5388,39 @@
         <w:t xml:space="preserve">Nüüd mainitakse lühendite ja mõistete sõnastiku teist mõistet </w:t>
       </w:r>
       <w:r>
-        <w:t>IA</w:t>
-      </w:r>
-      <w:r>
-        <w:t xml:space="preserve"> </w:t>
+        <w:t xml:space="preserve">IA </w:t>
       </w:r>
       <w:r>
         <w:lastRenderedPageBreak/>
-        <w:t>(</w:t>
-      </w:r>
-      <w:r>
-        <w:t>Arvutisüsteemide instituut</w:t>
-      </w:r>
-      <w:r>
-        <w:t>).</w:t>
-      </w:r>
-      <w:r>
-        <w:t xml:space="preserve"> </w:t>
+        <w:t xml:space="preserve">(Arvutisüsteemide instituut). </w:t>
       </w:r>
       <w:r>
         <w:t>Erinevad vormistuselemendid, sealhulgas pealkirjad, lõigud ja tabelid, on paigutatud dokumenti selliselt, et valideerimisreeglite kontrollimiseks oleks piisavalt materjali. Testimise käigus kontrollitakse nii vormistuse kui ka struktuuri vastavust nõuetele.</w:t>
       </w:r>
-      <w:r>
-        <w:t xml:space="preserve"> </w:t>
-      </w:r>
-      <w:r>
-        <w:t xml:space="preserve">Järgnevalt illustreeritakse </w:t>
-      </w:r>
-      <w:r>
-        <w:t>tabelitega</w:t>
-      </w:r>
-      <w:r>
-        <w:t xml:space="preserve"> seotud valideerimisreeglite toimimist </w:t>
-      </w:r>
-      <w:r>
-        <w:t>Tabeliga</w:t>
-      </w:r>
-      <w:r>
-        <w:t xml:space="preserve"> 1.</w:t>
+    </w:p>
+    <w:p>
+      <w:pPr>
+        <w:pStyle w:val="Heading2"/>
+      </w:pPr>
+      <w:r>
+        <w:t>Alap</w:t>
+      </w:r>
+      <w:r>
+        <w:t>eatük</w:t>
+      </w:r>
+      <w:r>
+        <w:t>k</w:t>
+      </w:r>
+    </w:p>
+    <w:p>
+      <w:r>
+        <w:t>Käesolev lõik on näidistekst, mida kasutatakse dokumendi vormistuse testimiseks. Tekst ei oma sisulist tähendust ning on koostatud üksnes vormistusnõuete kontrollimise eesmärgil. Lõigu pikkus on valitud selliselt, et see vastaks tüüpilise akadeemilise teksti mahule.</w:t>
+      </w:r>
+      <w:r>
+        <w:t xml:space="preserve"> </w:t>
+      </w:r>
+      <w:r>
+        <w:t>Järgnevalt illustreeritakse tabelitega seotud valideerimisreeglite toimimist Tabeliga 1.</w:t>
       </w:r>
     </w:p>
     <w:p>
@@ -5512,14 +5498,7 @@
                 <w:b/>
                 <w:bCs/>
               </w:rPr>
-              <w:t xml:space="preserve">Tabeli veerg </w:t>
-            </w:r>
-            <w:r>
-              <w:rPr>
-                <w:b/>
-                <w:bCs/>
-              </w:rPr>
-              <w:t>2</w:t>
+              <w:t>Tabeli veerg 2</w:t>
             </w:r>
           </w:p>
         </w:tc>
@@ -5540,14 +5519,7 @@
                 <w:b/>
                 <w:bCs/>
               </w:rPr>
-              <w:t xml:space="preserve">Tabeli veerg </w:t>
-            </w:r>
-            <w:r>
-              <w:rPr>
-                <w:b/>
-                <w:bCs/>
-              </w:rPr>
-              <w:t>3</w:t>
+              <w:t>Tabeli veerg 3</w:t>
             </w:r>
           </w:p>
         </w:tc>
@@ -5635,54 +5607,31 @@
         </w:tc>
       </w:tr>
     </w:tbl>
-    <w:p/>
+    <w:p>
+      <w:pPr>
+        <w:pStyle w:val="Heading3"/>
+      </w:pPr>
+      <w:bookmarkStart w:id="6" w:name="_Toc227257309"/>
+      <w:r>
+        <w:t>Alapeat</w:t>
+      </w:r>
+      <w:r>
+        <w:t xml:space="preserve">üki </w:t>
+      </w:r>
+      <w:r>
+        <w:t>alapeatükk</w:t>
+      </w:r>
+      <w:bookmarkEnd w:id="6"/>
+    </w:p>
     <w:p>
       <w:r>
         <w:t>Käesolev lõik on näidistekst, mida kasutatakse dokumendi vormistuse testimiseks. Tekst ei oma sisulist tähendust ning on koostatud üksnes vormistusnõuete kontrollimise eesmärgil. Lõigu pikkus on valitud selliselt, et see vastaks tüüpilise akadeemilise teksti mahule.</w:t>
       </w:r>
-    </w:p>
-    <w:p>
-      <w:r>
-        <w:t>Järgnevas lõigus käsitletakse täiendavaid aspekte, mis on vajalikud testimise läbiviimiseks. Erinevad vormistuselemendid, sealhulgas pealkirjad, lõigud ja tabelid, on paigutatud dokumenti selliselt, et valideerimisreeglite kontrollimiseks oleks piisavalt materjali. Testimise käigus kontrollitakse nii vormistuse kui ka struktuuri vastavust nõuetele.</w:t>
-      </w:r>
-    </w:p>
-    <w:p>
-      <w:pPr>
-        <w:pStyle w:val="Heading3"/>
-      </w:pPr>
-      <w:bookmarkStart w:id="6" w:name="_Toc227257309"/>
-      <w:r>
-        <w:t>Alapeat</w:t>
-      </w:r>
-      <w:r>
-        <w:t xml:space="preserve">üki </w:t>
-      </w:r>
-      <w:r>
-        <w:t>alapeatükk</w:t>
-      </w:r>
-      <w:bookmarkEnd w:id="6"/>
-    </w:p>
-    <w:p>
-      <w:r>
-        <w:t>Käesolev lõik on näidistekst, mida kasutatakse dokumendi vormistuse testimiseks. Tekst ei oma sisulist tähendust ning on koostatud üksnes vormistusnõuete kontrollimise eesmärgil. Lõigu pikkus on valitud selliselt, et see vastaks tüüpilise akadeemilise teksti mahule.</w:t>
-      </w:r>
-      <w:r>
-        <w:t xml:space="preserve"> </w:t>
-      </w:r>
-      <w:r>
-        <w:t>Järgnevalt illustreeritakse</w:t>
-      </w:r>
-      <w:r>
-        <w:t xml:space="preserve"> programmikoodiga</w:t>
-      </w:r>
-      <w:r>
-        <w:t xml:space="preserve"> seotud valideerimisreeglite toimimist Joonisega </w:t>
-      </w:r>
-      <w:r>
-        <w:t>2</w:t>
-      </w:r>
-      <w:r>
-        <w:t>.</w:t>
+      <w:r>
+        <w:t xml:space="preserve"> </w:t>
+      </w:r>
+      <w:r>
+        <w:t>Järgnevalt illustreeritakse programmikoodiga seotud valideerimisreeglite toimimist Joonisega 2.</w:t>
       </w:r>
     </w:p>
     <w:p>
@@ -6063,19 +6012,27 @@
     </w:p>
     <w:p>
       <w:r>
+        <w:t>Käesolev lõik on näidistekst, mida kasutatakse dokumendi vormistuse testimiseks. Tekst ei oma sisulist tähendust ning on koostatud üksnes vormistusnõuete kontrollimise eesmärgil. Lõigu pikkus on valitud selliselt, et see vastaks tüüpilise akadeemilise teksti mahule.</w:t>
+      </w:r>
+    </w:p>
+    <w:p>
+      <w:pPr>
+        <w:pStyle w:val="Heading3"/>
+      </w:pPr>
+      <w:r>
         <w:lastRenderedPageBreak/>
-        <w:t>Käesolev lõik on näidistekst, mida kasutatakse dokumendi vormistuse testimiseks. Tekst ei oma sisulist tähendust ning on koostatud üksnes vormistusnõuete kontrollimise eesmärgil. Lõigu pikkus on valitud selliselt, et see vastaks tüüpilise akadeemilise teksti mahule.</w:t>
-      </w:r>
-    </w:p>
-    <w:p>
-      <w:r>
-        <w:t xml:space="preserve">Järgnevas lõigus käsitletakse täiendavaid aspekte, mis on vajalikud testimise läbiviimiseks. Erinevad vormistuselemendid, sealhulgas pealkirjad, lõigud ja tabelid, on paigutatud dokumenti selliselt, et valideerimisreeglite kontrollimiseks oleks piisavalt materjali. Testimise käigus kontrollitakse nii vormistuse kui ka struktuuri vastavust nõuetele. Järgnevalt illustreeritakse programmikoodiga seotud valideerimisreeglite toimimist Joonisega </w:t>
-      </w:r>
-      <w:r>
-        <w:t>3</w:t>
-      </w:r>
-      <w:r>
-        <w:t>.</w:t>
+        <w:t>Alapeat</w:t>
+      </w:r>
+      <w:r>
+        <w:t xml:space="preserve">üki </w:t>
+      </w:r>
+      <w:r>
+        <w:t>alapeatükk</w:t>
+      </w:r>
+    </w:p>
+    <w:p>
+      <w:r>
+        <w:t>Järgnevas lõigus käsitletakse täiendavaid aspekte, mis on vajalikud testimise läbiviimiseks. Erinevad vormistuselemendid, sealhulgas pealkirjad, lõigud ja tabelid, on paigutatud dokumenti selliselt, et valideerimisreeglite kontrollimiseks oleks piisavalt materjali. Testimise käigus kontrollitakse nii vormistuse kui ka struktuuri vastavust nõuetele. Järgnevalt illustreeritakse programmikoodiga seotud valideerimisreeglite toimimist Joonisega 3.</w:t>
       </w:r>
     </w:p>
     <w:p>

--- a/docs/test-documents/thesis-validator-test-correct.docx
+++ b/docs/test-documents/thesis-validator-test-correct.docx
@@ -478,7 +478,7 @@
         <w:sectPr>
           <w:footerReference w:type="default" r:id="rId8"/>
           <w:pgSz w:w="11906" w:h="16838"/>
-          <w:pgMar w:top="1417" w:right="1417" w:bottom="1417" w:left="1417" w:header="708" w:footer="850" w:gutter="0"/>
+          <w:pgMar w:top="1442" w:right="1676" w:bottom="1393" w:left="1725" w:header="709" w:footer="851" w:gutter="0"/>
           <w:cols w:space="708"/>
           <w:docGrid w:linePitch="360"/>
         </w:sectPr>
@@ -518,9 +518,8 @@
         <w:jc w:val="left"/>
         <w:sectPr>
           <w:footerReference w:type="default" r:id="rId9"/>
-          <w:type w:val="continuous"/>
           <w:pgSz w:w="11906" w:h="16838"/>
-          <w:pgMar w:top="1418" w:right="1701" w:bottom="1418" w:left="1701" w:header="709" w:footer="850" w:gutter="0"/>
+          <w:pgMar w:top="1418" w:right="1701" w:bottom="1418" w:left="1701" w:header="709" w:footer="851" w:gutter="0"/>
           <w:cols w:space="708"/>
           <w:docGrid w:linePitch="360"/>
         </w:sectPr>
@@ -587,7 +586,7 @@
         <w:jc w:val="left"/>
         <w:sectPr>
           <w:pgSz w:w="11906" w:h="16838"/>
-          <w:pgMar w:top="1418" w:right="1701" w:bottom="1418" w:left="1701" w:header="709" w:footer="850" w:gutter="0"/>
+          <w:pgMar w:top="1418" w:right="1701" w:bottom="1418" w:left="1701" w:header="709" w:footer="851" w:gutter="0"/>
           <w:cols w:space="708"/>
           <w:docGrid w:linePitch="360"/>
         </w:sectPr>
@@ -3630,7 +3629,7 @@
         </w:rPr>
         <w:sectPr>
           <w:pgSz w:w="11906" w:h="16838"/>
-          <w:pgMar w:top="1418" w:right="1701" w:bottom="1418" w:left="1701" w:header="709" w:footer="850" w:gutter="0"/>
+          <w:pgMar w:top="1418" w:right="1701" w:bottom="1418" w:left="1701" w:header="709" w:footer="851" w:gutter="0"/>
           <w:cols w:space="708"/>
           <w:docGrid w:linePitch="360"/>
         </w:sectPr>
@@ -3892,7 +3891,7 @@
         <w:jc w:val="left"/>
         <w:sectPr>
           <w:pgSz w:w="11906" w:h="16838"/>
-          <w:pgMar w:top="1418" w:right="1701" w:bottom="1418" w:left="1701" w:header="709" w:footer="850" w:gutter="0"/>
+          <w:pgMar w:top="1418" w:right="1701" w:bottom="1418" w:left="1701" w:header="709" w:footer="851" w:gutter="0"/>
           <w:cols w:space="708"/>
           <w:docGrid w:linePitch="360"/>
         </w:sectPr>
@@ -4759,7 +4758,7 @@
         <w:jc w:val="left"/>
         <w:sectPr>
           <w:pgSz w:w="11906" w:h="16838"/>
-          <w:pgMar w:top="1418" w:right="1701" w:bottom="1418" w:left="1701" w:header="709" w:footer="850" w:gutter="0"/>
+          <w:pgMar w:top="1418" w:right="1701" w:bottom="1418" w:left="1701" w:header="709" w:footer="851" w:gutter="0"/>
           <w:cols w:space="708"/>
           <w:docGrid w:linePitch="360"/>
         </w:sectPr>
@@ -5010,7 +5009,7 @@
         <w:jc w:val="left"/>
         <w:sectPr>
           <w:pgSz w:w="11906" w:h="16838"/>
-          <w:pgMar w:top="1418" w:right="1701" w:bottom="1418" w:left="1701" w:header="709" w:footer="850" w:gutter="0"/>
+          <w:pgMar w:top="1418" w:right="1701" w:bottom="1418" w:left="1701" w:header="709" w:footer="851" w:gutter="0"/>
           <w:cols w:space="708"/>
           <w:docGrid w:linePitch="360"/>
         </w:sectPr>
@@ -5117,7 +5116,7 @@
         <w:jc w:val="left"/>
         <w:sectPr>
           <w:pgSz w:w="11906" w:h="16838"/>
-          <w:pgMar w:top="1418" w:right="1701" w:bottom="1418" w:left="1701" w:header="709" w:footer="850" w:gutter="0"/>
+          <w:pgMar w:top="1418" w:right="1701" w:bottom="1418" w:left="1701" w:header="709" w:footer="851" w:gutter="0"/>
           <w:cols w:space="708"/>
           <w:docGrid w:linePitch="360"/>
         </w:sectPr>
@@ -5190,7 +5189,7 @@
       <w:pPr>
         <w:sectPr>
           <w:pgSz w:w="11906" w:h="16838"/>
-          <w:pgMar w:top="1418" w:right="1701" w:bottom="1418" w:left="1701" w:header="709" w:footer="850" w:gutter="0"/>
+          <w:pgMar w:top="1418" w:right="1701" w:bottom="1418" w:left="1701" w:header="709" w:footer="851" w:gutter="0"/>
           <w:cols w:space="708"/>
           <w:docGrid w:linePitch="360"/>
         </w:sectPr>
@@ -5414,13 +5413,7 @@
     </w:p>
     <w:p>
       <w:r>
-        <w:t>Käesolev lõik on näidistekst, mida kasutatakse dokumendi vormistuse testimiseks. Tekst ei oma sisulist tähendust ning on koostatud üksnes vormistusnõuete kontrollimise eesmärgil. Lõigu pikkus on valitud selliselt, et see vastaks tüüpilise akadeemilise teksti mahule.</w:t>
-      </w:r>
-      <w:r>
-        <w:t xml:space="preserve"> </w:t>
-      </w:r>
-      <w:r>
-        <w:t>Järgnevalt illustreeritakse tabelitega seotud valideerimisreeglite toimimist Tabeliga 1.</w:t>
+        <w:t>Käesolev lõik on näidistekst, mida kasutatakse dokumendi vormistuse testimiseks. Tekst ei oma sisulist tähendust ning on koostatud üksnes vormistusnõuete kontrollimise eesmärgil. Lõigu pikkus on valitud selliselt, et see vastaks tüüpilise akadeemilise teksti mahule. Järgnevalt illustreeritakse tabelitega seotud valideerimisreeglite toimimist Tabeliga 1.</w:t>
       </w:r>
     </w:p>
     <w:p>
@@ -6413,7 +6406,7 @@
       <w:pPr>
         <w:sectPr>
           <w:pgSz w:w="11906" w:h="16838"/>
-          <w:pgMar w:top="1418" w:right="1701" w:bottom="1418" w:left="1701" w:header="709" w:footer="850" w:gutter="0"/>
+          <w:pgMar w:top="1418" w:right="1701" w:bottom="1418" w:left="1701" w:header="709" w:footer="851" w:gutter="0"/>
           <w:cols w:space="708"/>
           <w:docGrid w:linePitch="360"/>
         </w:sectPr>
@@ -7330,7 +7323,7 @@
       <w:pPr>
         <w:sectPr>
           <w:pgSz w:w="11906" w:h="16838"/>
-          <w:pgMar w:top="1418" w:right="1701" w:bottom="1418" w:left="1701" w:header="709" w:footer="850" w:gutter="0"/>
+          <w:pgMar w:top="1418" w:right="1701" w:bottom="1418" w:left="1701" w:header="709" w:footer="851" w:gutter="0"/>
           <w:cols w:space="708"/>
           <w:docGrid w:linePitch="360"/>
         </w:sectPr>
@@ -7380,7 +7373,7 @@
       <w:pPr>
         <w:sectPr>
           <w:pgSz w:w="11906" w:h="16838"/>
-          <w:pgMar w:top="1418" w:right="1701" w:bottom="1418" w:left="1701" w:header="709" w:footer="850" w:gutter="0"/>
+          <w:pgMar w:top="1418" w:right="1701" w:bottom="1418" w:left="1701" w:header="709" w:footer="851" w:gutter="0"/>
           <w:cols w:space="708"/>
           <w:docGrid w:linePitch="360"/>
         </w:sectPr>
@@ -7418,7 +7411,7 @@
         <w:jc w:val="left"/>
         <w:sectPr>
           <w:pgSz w:w="11906" w:h="16838"/>
-          <w:pgMar w:top="1418" w:right="1701" w:bottom="1418" w:left="1701" w:header="709" w:footer="850" w:gutter="0"/>
+          <w:pgMar w:top="1418" w:right="1701" w:bottom="1418" w:left="1701" w:header="709" w:footer="851" w:gutter="0"/>
           <w:cols w:space="708"/>
           <w:docGrid w:linePitch="360"/>
         </w:sectPr>
@@ -7583,7 +7576,7 @@
         <w:jc w:val="left"/>
         <w:sectPr>
           <w:pgSz w:w="11906" w:h="16838"/>
-          <w:pgMar w:top="1418" w:right="1701" w:bottom="1418" w:left="1701" w:header="709" w:footer="850" w:gutter="0"/>
+          <w:pgMar w:top="1418" w:right="1701" w:bottom="1418" w:left="1701" w:header="709" w:footer="851" w:gutter="0"/>
           <w:cols w:space="708"/>
           <w:docGrid w:linePitch="360"/>
         </w:sectPr>
@@ -7613,7 +7606,7 @@
         <w:pStyle w:val="BodyText"/>
         <w:sectPr>
           <w:pgSz w:w="11906" w:h="16838"/>
-          <w:pgMar w:top="1418" w:right="1701" w:bottom="1418" w:left="1701" w:header="709" w:footer="850" w:gutter="0"/>
+          <w:pgMar w:top="1418" w:right="1701" w:bottom="1418" w:left="1701" w:header="709" w:footer="851" w:gutter="0"/>
           <w:cols w:space="708"/>
           <w:docGrid w:linePitch="360"/>
         </w:sectPr>
@@ -7799,7 +7792,7 @@
     </w:p>
     <w:sectPr>
       <w:pgSz w:w="11906" w:h="16838"/>
-      <w:pgMar w:top="1418" w:right="1701" w:bottom="1418" w:left="1701" w:header="709" w:footer="850" w:gutter="0"/>
+      <w:pgMar w:top="1418" w:right="1701" w:bottom="1418" w:left="1701" w:header="709" w:footer="851" w:gutter="0"/>
       <w:cols w:space="708"/>
       <w:docGrid w:linePitch="360"/>
     </w:sectPr>

--- a/docs/test-documents/thesis-validator-test-correct.docx
+++ b/docs/test-documents/thesis-validator-test-correct.docx
@@ -478,7 +478,7 @@
         <w:sectPr>
           <w:footerReference w:type="default" r:id="rId8"/>
           <w:pgSz w:w="11906" w:h="16838"/>
-          <w:pgMar w:top="1442" w:right="1676" w:bottom="1393" w:left="1725" w:header="709" w:footer="851" w:gutter="0"/>
+          <w:pgMar w:top="1440" w:right="1678" w:bottom="1395" w:left="1724" w:header="709" w:footer="851" w:gutter="0"/>
           <w:cols w:space="708"/>
           <w:docGrid w:linePitch="360"/>
         </w:sectPr>
@@ -519,7 +519,7 @@
         <w:sectPr>
           <w:footerReference w:type="default" r:id="rId9"/>
           <w:pgSz w:w="11906" w:h="16838"/>
-          <w:pgMar w:top="1418" w:right="1701" w:bottom="1418" w:left="1701" w:header="709" w:footer="851" w:gutter="0"/>
+          <w:pgMar w:top="1440" w:right="1678" w:bottom="1395" w:left="1724" w:header="709" w:footer="828" w:gutter="0"/>
           <w:cols w:space="708"/>
           <w:docGrid w:linePitch="360"/>
         </w:sectPr>
@@ -586,7 +586,7 @@
         <w:jc w:val="left"/>
         <w:sectPr>
           <w:pgSz w:w="11906" w:h="16838"/>
-          <w:pgMar w:top="1418" w:right="1701" w:bottom="1418" w:left="1701" w:header="709" w:footer="851" w:gutter="0"/>
+          <w:pgMar w:top="1440" w:right="1678" w:bottom="1395" w:left="1724" w:header="709" w:footer="867" w:gutter="0"/>
           <w:cols w:space="708"/>
           <w:docGrid w:linePitch="360"/>
         </w:sectPr>
@@ -3529,14 +3529,12 @@
         </w:rPr>
         <w:t xml:space="preserve"> pages of </w:t>
       </w:r>
-      <w:proofErr w:type="spellStart"/>
-      <w:r>
-        <w:rPr>
-          <w:bCs/>
-        </w:rPr>
-        <w:t>text</w:t>
-      </w:r>
-      <w:proofErr w:type="spellEnd"/>
+      <w:r>
+        <w:rPr>
+          <w:bCs/>
+        </w:rPr>
+        <w:t>test</w:t>
+      </w:r>
       <w:r>
         <w:rPr>
           <w:bCs/>
@@ -3629,7 +3627,7 @@
         </w:rPr>
         <w:sectPr>
           <w:pgSz w:w="11906" w:h="16838"/>
-          <w:pgMar w:top="1418" w:right="1701" w:bottom="1418" w:left="1701" w:header="709" w:footer="851" w:gutter="0"/>
+          <w:pgMar w:top="1440" w:right="1678" w:bottom="1395" w:left="1724" w:header="709" w:footer="851" w:gutter="0"/>
           <w:cols w:space="708"/>
           <w:docGrid w:linePitch="360"/>
         </w:sectPr>
@@ -3891,7 +3889,7 @@
         <w:jc w:val="left"/>
         <w:sectPr>
           <w:pgSz w:w="11906" w:h="16838"/>
-          <w:pgMar w:top="1418" w:right="1701" w:bottom="1418" w:left="1701" w:header="709" w:footer="851" w:gutter="0"/>
+          <w:pgMar w:top="1440" w:right="1678" w:bottom="1395" w:left="1724" w:header="709" w:footer="851" w:gutter="0"/>
           <w:cols w:space="708"/>
           <w:docGrid w:linePitch="360"/>
         </w:sectPr>
@@ -4758,7 +4756,7 @@
         <w:jc w:val="left"/>
         <w:sectPr>
           <w:pgSz w:w="11906" w:h="16838"/>
-          <w:pgMar w:top="1418" w:right="1701" w:bottom="1418" w:left="1701" w:header="709" w:footer="851" w:gutter="0"/>
+          <w:pgMar w:top="1440" w:right="1678" w:bottom="1395" w:left="1724" w:header="709" w:footer="851" w:gutter="0"/>
           <w:cols w:space="708"/>
           <w:docGrid w:linePitch="360"/>
         </w:sectPr>
@@ -5009,7 +5007,7 @@
         <w:jc w:val="left"/>
         <w:sectPr>
           <w:pgSz w:w="11906" w:h="16838"/>
-          <w:pgMar w:top="1418" w:right="1701" w:bottom="1418" w:left="1701" w:header="709" w:footer="851" w:gutter="0"/>
+          <w:pgMar w:top="1440" w:right="1678" w:bottom="1395" w:left="1724" w:header="709" w:footer="851" w:gutter="0"/>
           <w:cols w:space="708"/>
           <w:docGrid w:linePitch="360"/>
         </w:sectPr>
@@ -5116,7 +5114,7 @@
         <w:jc w:val="left"/>
         <w:sectPr>
           <w:pgSz w:w="11906" w:h="16838"/>
-          <w:pgMar w:top="1418" w:right="1701" w:bottom="1418" w:left="1701" w:header="709" w:footer="851" w:gutter="0"/>
+          <w:pgMar w:top="1440" w:right="1678" w:bottom="1395" w:left="1724" w:header="709" w:footer="851" w:gutter="0"/>
           <w:cols w:space="708"/>
           <w:docGrid w:linePitch="360"/>
         </w:sectPr>
@@ -5189,7 +5187,7 @@
       <w:pPr>
         <w:sectPr>
           <w:pgSz w:w="11906" w:h="16838"/>
-          <w:pgMar w:top="1418" w:right="1701" w:bottom="1418" w:left="1701" w:header="709" w:footer="851" w:gutter="0"/>
+          <w:pgMar w:top="1440" w:right="1678" w:bottom="1395" w:left="1724" w:header="709" w:footer="851" w:gutter="0"/>
           <w:cols w:space="708"/>
           <w:docGrid w:linePitch="360"/>
         </w:sectPr>
@@ -6406,7 +6404,7 @@
       <w:pPr>
         <w:sectPr>
           <w:pgSz w:w="11906" w:h="16838"/>
-          <w:pgMar w:top="1418" w:right="1701" w:bottom="1418" w:left="1701" w:header="709" w:footer="851" w:gutter="0"/>
+          <w:pgMar w:top="1440" w:right="1678" w:bottom="1395" w:left="1724" w:header="709" w:footer="851" w:gutter="0"/>
           <w:cols w:space="708"/>
           <w:docGrid w:linePitch="360"/>
         </w:sectPr>
@@ -7323,7 +7321,7 @@
       <w:pPr>
         <w:sectPr>
           <w:pgSz w:w="11906" w:h="16838"/>
-          <w:pgMar w:top="1418" w:right="1701" w:bottom="1418" w:left="1701" w:header="709" w:footer="851" w:gutter="0"/>
+          <w:pgMar w:top="1440" w:right="1678" w:bottom="1395" w:left="1724" w:header="709" w:footer="851" w:gutter="0"/>
           <w:cols w:space="708"/>
           <w:docGrid w:linePitch="360"/>
         </w:sectPr>
@@ -7373,7 +7371,7 @@
       <w:pPr>
         <w:sectPr>
           <w:pgSz w:w="11906" w:h="16838"/>
-          <w:pgMar w:top="1418" w:right="1701" w:bottom="1418" w:left="1701" w:header="709" w:footer="851" w:gutter="0"/>
+          <w:pgMar w:top="1440" w:right="1678" w:bottom="1395" w:left="1724" w:header="709" w:footer="851" w:gutter="0"/>
           <w:cols w:space="708"/>
           <w:docGrid w:linePitch="360"/>
         </w:sectPr>
@@ -7411,7 +7409,7 @@
         <w:jc w:val="left"/>
         <w:sectPr>
           <w:pgSz w:w="11906" w:h="16838"/>
-          <w:pgMar w:top="1418" w:right="1701" w:bottom="1418" w:left="1701" w:header="709" w:footer="851" w:gutter="0"/>
+          <w:pgMar w:top="1440" w:right="1678" w:bottom="1395" w:left="1724" w:header="709" w:footer="851" w:gutter="0"/>
           <w:cols w:space="708"/>
           <w:docGrid w:linePitch="360"/>
         </w:sectPr>
@@ -7576,7 +7574,7 @@
         <w:jc w:val="left"/>
         <w:sectPr>
           <w:pgSz w:w="11906" w:h="16838"/>
-          <w:pgMar w:top="1418" w:right="1701" w:bottom="1418" w:left="1701" w:header="709" w:footer="851" w:gutter="0"/>
+          <w:pgMar w:top="1440" w:right="1678" w:bottom="1395" w:left="1724" w:header="709" w:footer="851" w:gutter="0"/>
           <w:cols w:space="708"/>
           <w:docGrid w:linePitch="360"/>
         </w:sectPr>
@@ -7606,7 +7604,7 @@
         <w:pStyle w:val="BodyText"/>
         <w:sectPr>
           <w:pgSz w:w="11906" w:h="16838"/>
-          <w:pgMar w:top="1418" w:right="1701" w:bottom="1418" w:left="1701" w:header="709" w:footer="851" w:gutter="0"/>
+          <w:pgMar w:top="1440" w:right="1678" w:bottom="1395" w:left="1724" w:header="709" w:footer="851" w:gutter="0"/>
           <w:cols w:space="708"/>
           <w:docGrid w:linePitch="360"/>
         </w:sectPr>
@@ -7792,7 +7790,7 @@
     </w:p>
     <w:sectPr>
       <w:pgSz w:w="11906" w:h="16838"/>
-      <w:pgMar w:top="1418" w:right="1701" w:bottom="1418" w:left="1701" w:header="709" w:footer="851" w:gutter="0"/>
+      <w:pgMar w:top="1440" w:right="1678" w:bottom="1395" w:left="1724" w:header="709" w:footer="851" w:gutter="0"/>
       <w:cols w:space="708"/>
       <w:docGrid w:linePitch="360"/>
     </w:sectPr>

--- a/docs/test-documents/thesis-validator-test-correct.docx
+++ b/docs/test-documents/thesis-validator-test-correct.docx
@@ -487,8 +487,16 @@
     <w:p>
       <w:pPr>
         <w:pStyle w:val="Heading"/>
-      </w:pPr>
-      <w:r>
+        <w:rPr>
+          <w:sz w:val="32"/>
+          <w:szCs w:val="32"/>
+        </w:rPr>
+      </w:pPr>
+      <w:r>
+        <w:rPr>
+          <w:sz w:val="32"/>
+          <w:szCs w:val="32"/>
+        </w:rPr>
         <w:lastRenderedPageBreak/>
         <w:t>Autorideklaratsioon</w:t>
       </w:r>
@@ -528,8 +536,16 @@
     <w:p>
       <w:pPr>
         <w:pStyle w:val="Heading"/>
-      </w:pPr>
-      <w:r>
+        <w:rPr>
+          <w:sz w:val="32"/>
+          <w:szCs w:val="32"/>
+        </w:rPr>
+      </w:pPr>
+      <w:r>
+        <w:rPr>
+          <w:sz w:val="32"/>
+          <w:szCs w:val="32"/>
+        </w:rPr>
         <w:lastRenderedPageBreak/>
         <w:t>Lühikokkuvõte</w:t>
       </w:r>
@@ -595,9 +611,17 @@
     <w:p>
       <w:pPr>
         <w:pStyle w:val="Heading"/>
-      </w:pPr>
-      <w:proofErr w:type="spellStart"/>
-      <w:r>
+        <w:rPr>
+          <w:sz w:val="32"/>
+          <w:szCs w:val="32"/>
+        </w:rPr>
+      </w:pPr>
+      <w:proofErr w:type="spellStart"/>
+      <w:r>
+        <w:rPr>
+          <w:sz w:val="32"/>
+          <w:szCs w:val="32"/>
+        </w:rPr>
         <w:lastRenderedPageBreak/>
         <w:t>Abstract</w:t>
       </w:r>
@@ -3636,8 +3660,16 @@
     <w:p>
       <w:pPr>
         <w:pStyle w:val="Heading"/>
-      </w:pPr>
-      <w:r>
+        <w:rPr>
+          <w:sz w:val="32"/>
+          <w:szCs w:val="32"/>
+        </w:rPr>
+      </w:pPr>
+      <w:r>
+        <w:rPr>
+          <w:sz w:val="32"/>
+          <w:szCs w:val="32"/>
+        </w:rPr>
         <w:lastRenderedPageBreak/>
         <w:t>Lühendite ja mõistete sõnastik</w:t>
       </w:r>
@@ -3898,8 +3930,16 @@
     <w:p>
       <w:pPr>
         <w:pStyle w:val="Heading"/>
-      </w:pPr>
-      <w:r>
+        <w:rPr>
+          <w:sz w:val="32"/>
+          <w:szCs w:val="32"/>
+        </w:rPr>
+      </w:pPr>
+      <w:r>
+        <w:rPr>
+          <w:sz w:val="32"/>
+          <w:szCs w:val="32"/>
+        </w:rPr>
         <w:lastRenderedPageBreak/>
         <w:t>Sisukord</w:t>
       </w:r>
@@ -3942,7 +3982,7 @@
         </w:rPr>
         <w:fldChar w:fldCharType="separate"/>
       </w:r>
-      <w:hyperlink w:anchor="_Toc227257306" w:history="1">
+      <w:hyperlink w:anchor="_Toc228477431" w:history="1">
         <w:r>
           <w:rPr>
             <w:rStyle w:val="Hyperlink"/>
@@ -3986,7 +4026,7 @@
             <w:noProof/>
             <w:webHidden/>
           </w:rPr>
-          <w:instrText xml:space="preserve"> PAGEREF _Toc227257306 \h </w:instrText>
+          <w:instrText xml:space="preserve"> PAGEREF _Toc228477431 \h </w:instrText>
         </w:r>
         <w:r>
           <w:rPr>
@@ -4031,7 +4071,7 @@
           <w14:ligatures w14:val="standardContextual"/>
         </w:rPr>
       </w:pPr>
-      <w:hyperlink w:anchor="_Toc227257307" w:history="1">
+      <w:hyperlink w:anchor="_Toc228477432" w:history="1">
         <w:r>
           <w:rPr>
             <w:rStyle w:val="Hyperlink"/>
@@ -4075,7 +4115,7 @@
             <w:noProof/>
             <w:webHidden/>
           </w:rPr>
-          <w:instrText xml:space="preserve"> PAGEREF _Toc227257307 \h </w:instrText>
+          <w:instrText xml:space="preserve"> PAGEREF _Toc228477432 \h </w:instrText>
         </w:r>
         <w:r>
           <w:rPr>
@@ -4121,7 +4161,7 @@
           <w14:ligatures w14:val="standardContextual"/>
         </w:rPr>
       </w:pPr>
-      <w:hyperlink w:anchor="_Toc227257308" w:history="1">
+      <w:hyperlink w:anchor="_Toc228477433" w:history="1">
         <w:r>
           <w:rPr>
             <w:rStyle w:val="Hyperlink"/>
@@ -4165,7 +4205,7 @@
             <w:noProof/>
             <w:webHidden/>
           </w:rPr>
-          <w:instrText xml:space="preserve"> PAGEREF _Toc227257308 \h </w:instrText>
+          <w:instrText xml:space="preserve"> PAGEREF _Toc228477433 \h </w:instrText>
         </w:r>
         <w:r>
           <w:rPr>
@@ -4186,6 +4226,96 @@
             <w:webHidden/>
           </w:rPr>
           <w:t>10</w:t>
+        </w:r>
+        <w:r>
+          <w:rPr>
+            <w:noProof/>
+            <w:webHidden/>
+          </w:rPr>
+          <w:fldChar w:fldCharType="end"/>
+        </w:r>
+      </w:hyperlink>
+    </w:p>
+    <w:p>
+      <w:pPr>
+        <w:pStyle w:val="TOC2"/>
+        <w:tabs>
+          <w:tab w:val="left" w:pos="960"/>
+          <w:tab w:val="right" w:leader="dot" w:pos="8494"/>
+        </w:tabs>
+        <w:rPr>
+          <w:rFonts w:asciiTheme="minorHAnsi" w:eastAsiaTheme="minorEastAsia" w:hAnsiTheme="minorHAnsi" w:cstheme="minorBidi"/>
+          <w:noProof/>
+          <w:kern w:val="2"/>
+          <w:lang w:val="en-EE" w:eastAsia="en-GB"/>
+          <w14:ligatures w14:val="standardContextual"/>
+        </w:rPr>
+      </w:pPr>
+      <w:hyperlink w:anchor="_Toc228477434" w:history="1">
+        <w:r>
+          <w:rPr>
+            <w:rStyle w:val="Hyperlink"/>
+            <w:noProof/>
+          </w:rPr>
+          <w:t>2.2</w:t>
+        </w:r>
+        <w:r>
+          <w:rPr>
+            <w:rFonts w:asciiTheme="minorHAnsi" w:eastAsiaTheme="minorEastAsia" w:hAnsiTheme="minorHAnsi" w:cstheme="minorBidi"/>
+            <w:noProof/>
+            <w:kern w:val="2"/>
+            <w:lang w:val="en-EE" w:eastAsia="en-GB"/>
+            <w14:ligatures w14:val="standardContextual"/>
+          </w:rPr>
+          <w:tab/>
+        </w:r>
+        <w:r>
+          <w:rPr>
+            <w:rStyle w:val="Hyperlink"/>
+            <w:noProof/>
+          </w:rPr>
+          <w:t>Alapeatükk</w:t>
+        </w:r>
+        <w:r>
+          <w:rPr>
+            <w:noProof/>
+            <w:webHidden/>
+          </w:rPr>
+          <w:tab/>
+        </w:r>
+        <w:r>
+          <w:rPr>
+            <w:noProof/>
+            <w:webHidden/>
+          </w:rPr>
+          <w:fldChar w:fldCharType="begin"/>
+        </w:r>
+        <w:r>
+          <w:rPr>
+            <w:noProof/>
+            <w:webHidden/>
+          </w:rPr>
+          <w:instrText xml:space="preserve"> PAGEREF _Toc228477434 \h </w:instrText>
+        </w:r>
+        <w:r>
+          <w:rPr>
+            <w:noProof/>
+            <w:webHidden/>
+          </w:rPr>
+        </w:r>
+        <w:r>
+          <w:rPr>
+            <w:noProof/>
+            <w:webHidden/>
+          </w:rPr>
+          <w:fldChar w:fldCharType="separate"/>
+        </w:r>
+        <w:r>
+          <w:rPr>
+            <w:noProof/>
+            <w:webHidden/>
+          </w:rPr>
+          <w:t>11</w:t>
         </w:r>
         <w:r>
           <w:rPr>
@@ -4207,23 +4337,26 @@
           <w:rFonts w:asciiTheme="minorHAnsi" w:eastAsiaTheme="minorEastAsia" w:hAnsiTheme="minorHAnsi" w:cstheme="minorBidi"/>
           <w:noProof/>
           <w:kern w:val="2"/>
+          <w:sz w:val="24"/>
           <w:lang w:val="en-EE" w:eastAsia="en-GB"/>
           <w14:ligatures w14:val="standardContextual"/>
         </w:rPr>
       </w:pPr>
-      <w:hyperlink w:anchor="_Toc227257309" w:history="1">
+      <w:hyperlink w:anchor="_Toc228477435" w:history="1">
         <w:r>
           <w:rPr>
             <w:rStyle w:val="Hyperlink"/>
             <w:noProof/>
-          </w:rPr>
-          <w:t>2.1.1</w:t>
+            <w:sz w:val="24"/>
+          </w:rPr>
+          <w:t>2.2.1</w:t>
         </w:r>
         <w:r>
           <w:rPr>
             <w:rFonts w:asciiTheme="minorHAnsi" w:eastAsiaTheme="minorEastAsia" w:hAnsiTheme="minorHAnsi" w:cstheme="minorBidi"/>
             <w:noProof/>
             <w:kern w:val="2"/>
+            <w:sz w:val="24"/>
             <w:lang w:val="en-EE" w:eastAsia="en-GB"/>
             <w14:ligatures w14:val="standardContextual"/>
           </w:rPr>
@@ -4233,6 +4366,7 @@
           <w:rPr>
             <w:rStyle w:val="Hyperlink"/>
             <w:noProof/>
+            <w:sz w:val="24"/>
           </w:rPr>
           <w:t>Alapeatüki alapeatükk</w:t>
         </w:r>
@@ -4240,6 +4374,7 @@
           <w:rPr>
             <w:noProof/>
             <w:webHidden/>
+            <w:sz w:val="24"/>
           </w:rPr>
           <w:tab/>
         </w:r>
@@ -4247,6 +4382,7 @@
           <w:rPr>
             <w:noProof/>
             <w:webHidden/>
+            <w:sz w:val="24"/>
           </w:rPr>
           <w:fldChar w:fldCharType="begin"/>
         </w:r>
@@ -4254,19 +4390,22 @@
           <w:rPr>
             <w:noProof/>
             <w:webHidden/>
-          </w:rPr>
-          <w:instrText xml:space="preserve"> PAGEREF _Toc227257309 \h </w:instrText>
+            <w:sz w:val="24"/>
+          </w:rPr>
+          <w:instrText xml:space="preserve"> PAGEREF _Toc228477435 \h </w:instrText>
         </w:r>
         <w:r>
           <w:rPr>
             <w:noProof/>
             <w:webHidden/>
+            <w:sz w:val="24"/>
           </w:rPr>
         </w:r>
         <w:r>
           <w:rPr>
             <w:noProof/>
             <w:webHidden/>
+            <w:sz w:val="24"/>
           </w:rPr>
           <w:fldChar w:fldCharType="separate"/>
         </w:r>
@@ -4274,6 +4413,7 @@
           <w:rPr>
             <w:noProof/>
             <w:webHidden/>
+            <w:sz w:val="24"/>
           </w:rPr>
           <w:t>11</w:t>
         </w:r>
@@ -4281,6 +4421,108 @@
           <w:rPr>
             <w:noProof/>
             <w:webHidden/>
+            <w:sz w:val="24"/>
+          </w:rPr>
+          <w:fldChar w:fldCharType="end"/>
+        </w:r>
+      </w:hyperlink>
+    </w:p>
+    <w:p>
+      <w:pPr>
+        <w:pStyle w:val="TOC3"/>
+        <w:tabs>
+          <w:tab w:val="left" w:pos="1440"/>
+          <w:tab w:val="right" w:leader="dot" w:pos="8494"/>
+        </w:tabs>
+        <w:rPr>
+          <w:rFonts w:asciiTheme="minorHAnsi" w:eastAsiaTheme="minorEastAsia" w:hAnsiTheme="minorHAnsi" w:cstheme="minorBidi"/>
+          <w:noProof/>
+          <w:kern w:val="2"/>
+          <w:sz w:val="24"/>
+          <w:lang w:val="en-EE" w:eastAsia="en-GB"/>
+          <w14:ligatures w14:val="standardContextual"/>
+        </w:rPr>
+      </w:pPr>
+      <w:hyperlink w:anchor="_Toc228477436" w:history="1">
+        <w:r>
+          <w:rPr>
+            <w:rStyle w:val="Hyperlink"/>
+            <w:noProof/>
+            <w:sz w:val="24"/>
+          </w:rPr>
+          <w:t>2.2.2</w:t>
+        </w:r>
+        <w:r>
+          <w:rPr>
+            <w:rFonts w:asciiTheme="minorHAnsi" w:eastAsiaTheme="minorEastAsia" w:hAnsiTheme="minorHAnsi" w:cstheme="minorBidi"/>
+            <w:noProof/>
+            <w:kern w:val="2"/>
+            <w:sz w:val="24"/>
+            <w:lang w:val="en-EE" w:eastAsia="en-GB"/>
+            <w14:ligatures w14:val="standardContextual"/>
+          </w:rPr>
+          <w:tab/>
+        </w:r>
+        <w:r>
+          <w:rPr>
+            <w:rStyle w:val="Hyperlink"/>
+            <w:noProof/>
+            <w:sz w:val="24"/>
+          </w:rPr>
+          <w:t>Alapeatüki alapeatükk</w:t>
+        </w:r>
+        <w:r>
+          <w:rPr>
+            <w:noProof/>
+            <w:webHidden/>
+            <w:sz w:val="24"/>
+          </w:rPr>
+          <w:tab/>
+        </w:r>
+        <w:r>
+          <w:rPr>
+            <w:noProof/>
+            <w:webHidden/>
+            <w:sz w:val="24"/>
+          </w:rPr>
+          <w:fldChar w:fldCharType="begin"/>
+        </w:r>
+        <w:r>
+          <w:rPr>
+            <w:noProof/>
+            <w:webHidden/>
+            <w:sz w:val="24"/>
+          </w:rPr>
+          <w:instrText xml:space="preserve"> PAGEREF _Toc228477436 \h </w:instrText>
+        </w:r>
+        <w:r>
+          <w:rPr>
+            <w:noProof/>
+            <w:webHidden/>
+            <w:sz w:val="24"/>
+          </w:rPr>
+        </w:r>
+        <w:r>
+          <w:rPr>
+            <w:noProof/>
+            <w:webHidden/>
+            <w:sz w:val="24"/>
+          </w:rPr>
+          <w:fldChar w:fldCharType="separate"/>
+        </w:r>
+        <w:r>
+          <w:rPr>
+            <w:noProof/>
+            <w:webHidden/>
+            <w:sz w:val="24"/>
+          </w:rPr>
+          <w:t>12</w:t>
+        </w:r>
+        <w:r>
+          <w:rPr>
+            <w:noProof/>
+            <w:webHidden/>
+            <w:sz w:val="24"/>
           </w:rPr>
           <w:fldChar w:fldCharType="end"/>
         </w:r>
@@ -4300,7 +4542,7 @@
           <w14:ligatures w14:val="standardContextual"/>
         </w:rPr>
       </w:pPr>
-      <w:hyperlink w:anchor="_Toc227257310" w:history="1">
+      <w:hyperlink w:anchor="_Toc228477437" w:history="1">
         <w:r>
           <w:rPr>
             <w:rStyle w:val="Hyperlink"/>
@@ -4344,7 +4586,7 @@
             <w:noProof/>
             <w:webHidden/>
           </w:rPr>
-          <w:instrText xml:space="preserve"> PAGEREF _Toc227257310 \h </w:instrText>
+          <w:instrText xml:space="preserve"> PAGEREF _Toc228477437 \h </w:instrText>
         </w:r>
         <w:r>
           <w:rPr>
@@ -4389,7 +4631,7 @@
           <w14:ligatures w14:val="standardContextual"/>
         </w:rPr>
       </w:pPr>
-      <w:hyperlink w:anchor="_Toc227257311" w:history="1">
+      <w:hyperlink w:anchor="_Toc228477438" w:history="1">
         <w:r>
           <w:rPr>
             <w:rStyle w:val="Hyperlink"/>
@@ -4433,7 +4675,7 @@
             <w:noProof/>
             <w:webHidden/>
           </w:rPr>
-          <w:instrText xml:space="preserve"> PAGEREF _Toc227257311 \h </w:instrText>
+          <w:instrText xml:space="preserve"> PAGEREF _Toc228477438 \h </w:instrText>
         </w:r>
         <w:r>
           <w:rPr>
@@ -4475,7 +4717,7 @@
           <w14:ligatures w14:val="standardContextual"/>
         </w:rPr>
       </w:pPr>
-      <w:hyperlink w:anchor="_Toc227257312" w:history="1">
+      <w:hyperlink w:anchor="_Toc228477439" w:history="1">
         <w:r>
           <w:rPr>
             <w:rStyle w:val="Hyperlink"/>
@@ -4502,7 +4744,7 @@
             <w:noProof/>
             <w:webHidden/>
           </w:rPr>
-          <w:instrText xml:space="preserve"> PAGEREF _Toc227257312 \h </w:instrText>
+          <w:instrText xml:space="preserve"> PAGEREF _Toc228477439 \h </w:instrText>
         </w:r>
         <w:r>
           <w:rPr>
@@ -4544,7 +4786,7 @@
           <w14:ligatures w14:val="standardContextual"/>
         </w:rPr>
       </w:pPr>
-      <w:hyperlink w:anchor="_Toc227257313" w:history="1">
+      <w:hyperlink w:anchor="_Toc228477440" w:history="1">
         <w:r>
           <w:rPr>
             <w:rStyle w:val="Hyperlink"/>
@@ -4571,7 +4813,7 @@
             <w:noProof/>
             <w:webHidden/>
           </w:rPr>
-          <w:instrText xml:space="preserve"> PAGEREF _Toc227257313 \h </w:instrText>
+          <w:instrText xml:space="preserve"> PAGEREF _Toc228477440 \h </w:instrText>
         </w:r>
         <w:r>
           <w:rPr>
@@ -4613,7 +4855,7 @@
           <w14:ligatures w14:val="standardContextual"/>
         </w:rPr>
       </w:pPr>
-      <w:hyperlink w:anchor="_Toc227257314" w:history="1">
+      <w:hyperlink w:anchor="_Toc228477441" w:history="1">
         <w:r>
           <w:rPr>
             <w:rStyle w:val="Hyperlink"/>
@@ -4640,7 +4882,7 @@
             <w:noProof/>
             <w:webHidden/>
           </w:rPr>
-          <w:instrText xml:space="preserve"> PAGEREF _Toc227257314 \h </w:instrText>
+          <w:instrText xml:space="preserve"> PAGEREF _Toc228477441 \h </w:instrText>
         </w:r>
         <w:r>
           <w:rPr>
@@ -4682,7 +4924,7 @@
           <w14:ligatures w14:val="standardContextual"/>
         </w:rPr>
       </w:pPr>
-      <w:hyperlink w:anchor="_Toc227257315" w:history="1">
+      <w:hyperlink w:anchor="_Toc228477442" w:history="1">
         <w:r>
           <w:rPr>
             <w:rStyle w:val="Hyperlink"/>
@@ -4709,7 +4951,7 @@
             <w:noProof/>
             <w:webHidden/>
           </w:rPr>
-          <w:instrText xml:space="preserve"> PAGEREF _Toc227257315 \h </w:instrText>
+          <w:instrText xml:space="preserve"> PAGEREF _Toc228477442 \h </w:instrText>
         </w:r>
         <w:r>
           <w:rPr>
@@ -4765,8 +5007,16 @@
     <w:p>
       <w:pPr>
         <w:pStyle w:val="Heading"/>
-      </w:pPr>
-      <w:r>
+        <w:rPr>
+          <w:sz w:val="32"/>
+          <w:szCs w:val="32"/>
+        </w:rPr>
+      </w:pPr>
+      <w:r>
+        <w:rPr>
+          <w:sz w:val="32"/>
+          <w:szCs w:val="32"/>
+        </w:rPr>
         <w:lastRenderedPageBreak/>
         <w:t>Jooniste loetelu</w:t>
       </w:r>
@@ -5016,8 +5266,16 @@
     <w:p>
       <w:pPr>
         <w:pStyle w:val="Heading"/>
-      </w:pPr>
-      <w:r>
+        <w:rPr>
+          <w:sz w:val="32"/>
+          <w:szCs w:val="32"/>
+        </w:rPr>
+      </w:pPr>
+      <w:r>
+        <w:rPr>
+          <w:sz w:val="32"/>
+          <w:szCs w:val="32"/>
+        </w:rPr>
         <w:lastRenderedPageBreak/>
         <w:t>Tabelite loetelu</w:t>
       </w:r>
@@ -5124,7 +5382,7 @@
       <w:pPr>
         <w:pStyle w:val="Heading1"/>
       </w:pPr>
-      <w:bookmarkStart w:id="1" w:name="_Toc227257306"/>
+      <w:bookmarkStart w:id="1" w:name="_Toc228477431"/>
       <w:r>
         <w:lastRenderedPageBreak/>
         <w:t>Sissejuhatus</w:t>
@@ -5197,7 +5455,7 @@
       <w:pPr>
         <w:pStyle w:val="Heading1"/>
       </w:pPr>
-      <w:bookmarkStart w:id="2" w:name="_Toc227257307"/>
+      <w:bookmarkStart w:id="2" w:name="_Toc228477432"/>
       <w:r>
         <w:lastRenderedPageBreak/>
         <w:t>Esimene põhip</w:t>
@@ -5259,15 +5517,21 @@
     <w:p>
       <w:pPr>
         <w:pStyle w:val="Heading2"/>
-      </w:pPr>
-      <w:bookmarkStart w:id="3" w:name="_Toc227257308"/>
-      <w:r>
-        <w:t>Alap</w:t>
-      </w:r>
-      <w:r>
-        <w:t>eatük</w:t>
-      </w:r>
-      <w:r>
+        <w:rPr>
+          <w:szCs w:val="28"/>
+        </w:rPr>
+      </w:pPr>
+      <w:bookmarkStart w:id="3" w:name="_Toc228477433"/>
+      <w:r>
+        <w:rPr>
+          <w:szCs w:val="28"/>
+        </w:rPr>
+        <w:t>Alapeatük</w:t>
+      </w:r>
+      <w:r>
+        <w:rPr>
+          <w:szCs w:val="28"/>
+        </w:rPr>
         <w:t>k</w:t>
       </w:r>
       <w:bookmarkEnd w:id="3"/>
@@ -5359,20 +5623,53 @@
     <w:p>
       <w:pPr>
         <w:pStyle w:val="Caption"/>
+        <w:rPr>
+          <w:szCs w:val="20"/>
+        </w:rPr>
       </w:pPr>
       <w:bookmarkStart w:id="4" w:name="_Toc227257332"/>
       <w:r>
+        <w:rPr>
+          <w:szCs w:val="20"/>
+        </w:rPr>
         <w:t xml:space="preserve">Joonis </w:t>
       </w:r>
-      <w:fldSimple w:instr=" SEQ Joonis \* ARABIC ">
-        <w:r>
-          <w:rPr>
-            <w:noProof/>
-          </w:rPr>
-          <w:t>1</w:t>
-        </w:r>
-      </w:fldSimple>
-      <w:r>
+      <w:r>
+        <w:rPr>
+          <w:szCs w:val="20"/>
+        </w:rPr>
+        <w:fldChar w:fldCharType="begin"/>
+      </w:r>
+      <w:r>
+        <w:rPr>
+          <w:szCs w:val="20"/>
+        </w:rPr>
+        <w:instrText xml:space="preserve"> SEQ Joonis \* ARABIC </w:instrText>
+      </w:r>
+      <w:r>
+        <w:rPr>
+          <w:szCs w:val="20"/>
+        </w:rPr>
+        <w:fldChar w:fldCharType="separate"/>
+      </w:r>
+      <w:r>
+        <w:rPr>
+          <w:noProof/>
+          <w:szCs w:val="20"/>
+        </w:rPr>
+        <w:t>1</w:t>
+      </w:r>
+      <w:r>
+        <w:rPr>
+          <w:noProof/>
+          <w:szCs w:val="20"/>
+        </w:rPr>
+        <w:fldChar w:fldCharType="end"/>
+      </w:r>
+      <w:r>
+        <w:rPr>
+          <w:szCs w:val="20"/>
+        </w:rPr>
         <w:t>. Pudelipost - näidispilt valideerimisreeglite kontrollimiseks.</w:t>
       </w:r>
       <w:bookmarkEnd w:id="4"/>
@@ -5399,15 +5696,23 @@
       <w:pPr>
         <w:pStyle w:val="Heading2"/>
       </w:pPr>
+      <w:bookmarkStart w:id="5" w:name="_Toc228477434"/>
       <w:r>
         <w:t>Alap</w:t>
       </w:r>
       <w:r>
-        <w:t>eatük</w:t>
+        <w:rPr>
+          <w:szCs w:val="28"/>
+        </w:rPr>
+        <w:t>ea</w:t>
+      </w:r>
+      <w:r>
+        <w:t>tük</w:t>
       </w:r>
       <w:r>
         <w:t>k</w:t>
       </w:r>
+      <w:bookmarkEnd w:id="5"/>
     </w:p>
     <w:p>
       <w:r>
@@ -5418,26 +5723,56 @@
       <w:pPr>
         <w:pStyle w:val="Caption"/>
         <w:keepNext/>
-      </w:pPr>
-      <w:bookmarkStart w:id="5" w:name="_Toc227257325"/>
-      <w:r>
+        <w:rPr>
+          <w:szCs w:val="20"/>
+        </w:rPr>
+      </w:pPr>
+      <w:bookmarkStart w:id="6" w:name="_Toc227257325"/>
+      <w:r>
+        <w:rPr>
+          <w:szCs w:val="20"/>
+        </w:rPr>
         <w:t xml:space="preserve">Tabel </w:t>
       </w:r>
-      <w:fldSimple w:instr=" SEQ Tabel \* ARABIC ">
-        <w:r>
-          <w:rPr>
-            <w:noProof/>
-          </w:rPr>
-          <w:t>1</w:t>
-        </w:r>
-      </w:fldSimple>
-      <w:r>
-        <w:t xml:space="preserve">. Näidistabel </w:t>
-      </w:r>
-      <w:r>
-        <w:t>valideerimisreeglite kontrollimiseks.</w:t>
-      </w:r>
-      <w:bookmarkEnd w:id="5"/>
+      <w:r>
+        <w:rPr>
+          <w:szCs w:val="20"/>
+        </w:rPr>
+        <w:fldChar w:fldCharType="begin"/>
+      </w:r>
+      <w:r>
+        <w:rPr>
+          <w:szCs w:val="20"/>
+        </w:rPr>
+        <w:instrText xml:space="preserve"> SEQ Tabel \* ARABIC </w:instrText>
+      </w:r>
+      <w:r>
+        <w:rPr>
+          <w:szCs w:val="20"/>
+        </w:rPr>
+        <w:fldChar w:fldCharType="separate"/>
+      </w:r>
+      <w:r>
+        <w:rPr>
+          <w:noProof/>
+          <w:szCs w:val="20"/>
+        </w:rPr>
+        <w:t>1</w:t>
+      </w:r>
+      <w:r>
+        <w:rPr>
+          <w:noProof/>
+          <w:szCs w:val="20"/>
+        </w:rPr>
+        <w:fldChar w:fldCharType="end"/>
+      </w:r>
+      <w:r>
+        <w:rPr>
+          <w:szCs w:val="20"/>
+        </w:rPr>
+        <w:t>. Näidistabel valideerimisreeglite kontrollimiseks.</w:t>
+      </w:r>
+      <w:bookmarkEnd w:id="6"/>
     </w:p>
     <w:tbl>
       <w:tblPr>
@@ -5503,12 +5838,14 @@
               <w:rPr>
                 <w:b/>
                 <w:bCs/>
+                <w:szCs w:val="22"/>
               </w:rPr>
             </w:pPr>
             <w:r>
               <w:rPr>
                 <w:b/>
                 <w:bCs/>
+                <w:szCs w:val="22"/>
               </w:rPr>
               <w:t>Tabeli veerg 3</w:t>
             </w:r>
@@ -5523,8 +5860,14 @@
           <w:p>
             <w:pPr>
               <w:pStyle w:val="Tabletext"/>
+              <w:rPr>
+                <w:szCs w:val="22"/>
+              </w:rPr>
             </w:pPr>
             <w:r>
+              <w:rPr>
+                <w:szCs w:val="22"/>
+              </w:rPr>
               <w:t>Siin on tabeli tekst</w:t>
             </w:r>
           </w:p>
@@ -5601,18 +5944,24 @@
     <w:p>
       <w:pPr>
         <w:pStyle w:val="Heading3"/>
-      </w:pPr>
-      <w:bookmarkStart w:id="6" w:name="_Toc227257309"/>
-      <w:r>
-        <w:t>Alapeat</w:t>
-      </w:r>
-      <w:r>
-        <w:t xml:space="preserve">üki </w:t>
-      </w:r>
-      <w:r>
+        <w:rPr>
+          <w:szCs w:val="24"/>
+        </w:rPr>
+      </w:pPr>
+      <w:bookmarkStart w:id="7" w:name="_Toc228477435"/>
+      <w:r>
+        <w:rPr>
+          <w:szCs w:val="24"/>
+        </w:rPr>
+        <w:t xml:space="preserve">Alapeatüki </w:t>
+      </w:r>
+      <w:r>
+        <w:rPr>
+          <w:szCs w:val="24"/>
+        </w:rPr>
         <w:t>alapeatükk</w:t>
       </w:r>
-      <w:bookmarkEnd w:id="6"/>
+      <w:bookmarkEnd w:id="7"/>
     </w:p>
     <w:p>
       <w:r>
@@ -5984,7 +6333,7 @@
       <w:pPr>
         <w:pStyle w:val="Caption"/>
       </w:pPr>
-      <w:bookmarkStart w:id="7" w:name="_Toc227257333"/>
+      <w:bookmarkStart w:id="8" w:name="_Toc227257333"/>
       <w:r>
         <w:t xml:space="preserve">Joonis </w:t>
       </w:r>
@@ -5999,7 +6348,7 @@
       <w:r>
         <w:t>. Näidisjoonis valideerimisreeglite kontrollimiseks.</w:t>
       </w:r>
-      <w:bookmarkEnd w:id="7"/>
+      <w:bookmarkEnd w:id="8"/>
     </w:p>
     <w:p>
       <w:r>
@@ -6010,6 +6359,7 @@
       <w:pPr>
         <w:pStyle w:val="Heading3"/>
       </w:pPr>
+      <w:bookmarkStart w:id="9" w:name="_Toc228477436"/>
       <w:r>
         <w:lastRenderedPageBreak/>
         <w:t>Alapeat</w:t>
@@ -6018,8 +6368,18 @@
         <w:t xml:space="preserve">üki </w:t>
       </w:r>
       <w:r>
-        <w:t>alapeatükk</w:t>
-      </w:r>
+        <w:t>a</w:t>
+      </w:r>
+      <w:r>
+        <w:rPr>
+          <w:szCs w:val="24"/>
+        </w:rPr>
+        <w:t>lape</w:t>
+      </w:r>
+      <w:r>
+        <w:t>atükk</w:t>
+      </w:r>
+      <w:bookmarkEnd w:id="9"/>
     </w:p>
     <w:p>
       <w:r>
@@ -6385,7 +6745,7 @@
       <w:pPr>
         <w:pStyle w:val="Caption"/>
       </w:pPr>
-      <w:bookmarkStart w:id="8" w:name="_Toc227257334"/>
+      <w:bookmarkStart w:id="10" w:name="_Toc227257334"/>
       <w:r>
         <w:t xml:space="preserve">Joonis </w:t>
       </w:r>
@@ -6397,7 +6757,7 @@
       <w:r>
         <w:t>. Näidisjoonis valideerimisreeglite kontrollimiseks.</w:t>
       </w:r>
-      <w:bookmarkEnd w:id="8"/>
+      <w:bookmarkEnd w:id="10"/>
     </w:p>
     <w:p/>
     <w:p>
@@ -6414,12 +6774,12 @@
       <w:pPr>
         <w:pStyle w:val="Heading1"/>
       </w:pPr>
-      <w:bookmarkStart w:id="9" w:name="_Toc227257310"/>
+      <w:bookmarkStart w:id="11" w:name="_Toc228477437"/>
       <w:r>
         <w:lastRenderedPageBreak/>
         <w:t>Teine põhipeatükk</w:t>
       </w:r>
-      <w:bookmarkEnd w:id="9"/>
+      <w:bookmarkEnd w:id="11"/>
     </w:p>
     <w:p>
       <w:r>
@@ -7335,7 +7695,7 @@
           <w:b/>
         </w:rPr>
       </w:pPr>
-      <w:bookmarkStart w:id="10" w:name="_Toc227257311"/>
+      <w:bookmarkStart w:id="12" w:name="_Toc228477438"/>
       <w:r>
         <w:rPr>
           <w:rStyle w:val="Heading1Char"/>
@@ -7344,7 +7704,7 @@
         <w:lastRenderedPageBreak/>
         <w:t>Kokkuvõte</w:t>
       </w:r>
-      <w:bookmarkEnd w:id="10"/>
+      <w:bookmarkEnd w:id="12"/>
     </w:p>
     <w:p>
       <w:r>
@@ -7381,7 +7741,7 @@
       <w:pPr>
         <w:pStyle w:val="Headingunnumber"/>
       </w:pPr>
-      <w:bookmarkStart w:id="11" w:name="_Toc227257312"/>
+      <w:bookmarkStart w:id="13" w:name="_Toc228477439"/>
       <w:r>
         <w:lastRenderedPageBreak/>
         <w:t xml:space="preserve">Kasutatud </w:t>
@@ -7389,7 +7749,7 @@
       <w:r>
         <w:t>kirjandus</w:t>
       </w:r>
-      <w:bookmarkEnd w:id="11"/>
+      <w:bookmarkEnd w:id="13"/>
     </w:p>
     <w:p>
       <w:pPr>
@@ -7419,7 +7779,7 @@
       <w:pPr>
         <w:pStyle w:val="Headingunnumber"/>
       </w:pPr>
-      <w:bookmarkStart w:id="12" w:name="_Toc227257313"/>
+      <w:bookmarkStart w:id="14" w:name="_Toc228477440"/>
       <w:r>
         <w:lastRenderedPageBreak/>
         <w:t xml:space="preserve">Lisa 1 </w:t>
@@ -7445,14 +7805,14 @@
         </w:rPr>
         <w:footnoteReference w:id="1"/>
       </w:r>
-      <w:bookmarkEnd w:id="12"/>
-    </w:p>
-    <w:p>
-      <w:bookmarkStart w:id="13" w:name="_Toc54349730"/>
+      <w:bookmarkEnd w:id="14"/>
+    </w:p>
+    <w:p>
+      <w:bookmarkStart w:id="15" w:name="_Toc54349730"/>
       <w:r>
         <w:t>Mina,</w:t>
       </w:r>
-      <w:bookmarkEnd w:id="13"/>
+      <w:bookmarkEnd w:id="15"/>
       <w:r>
         <w:t xml:space="preserve"> Mari Maasikas</w:t>
       </w:r>
@@ -7584,12 +7944,12 @@
       <w:pPr>
         <w:pStyle w:val="Headingunnumber"/>
       </w:pPr>
-      <w:bookmarkStart w:id="14" w:name="_Toc227257314"/>
+      <w:bookmarkStart w:id="16" w:name="_Toc228477441"/>
       <w:r>
         <w:lastRenderedPageBreak/>
         <w:t>Lisa 2 – Teine lisa</w:t>
       </w:r>
-      <w:bookmarkEnd w:id="14"/>
+      <w:bookmarkEnd w:id="16"/>
     </w:p>
     <w:p>
       <w:pPr>
@@ -7617,12 +7977,12 @@
       <w:pPr>
         <w:pStyle w:val="Headingunnumber"/>
       </w:pPr>
-      <w:bookmarkStart w:id="15" w:name="_Toc227257315"/>
+      <w:bookmarkStart w:id="17" w:name="_Toc228477442"/>
       <w:r>
         <w:lastRenderedPageBreak/>
         <w:t>Lisa 3 – Kolmas lisa</w:t>
       </w:r>
-      <w:bookmarkEnd w:id="15"/>
+      <w:bookmarkEnd w:id="17"/>
     </w:p>
     <w:tbl>
       <w:tblPr>
@@ -7646,12 +8006,14 @@
               <w:rPr>
                 <w:b/>
                 <w:bCs/>
+                <w:sz w:val="24"/>
               </w:rPr>
             </w:pPr>
             <w:r>
               <w:rPr>
                 <w:b/>
                 <w:bCs/>
+                <w:sz w:val="24"/>
               </w:rPr>
               <w:t>Tabeli veerg 1</w:t>
             </w:r>
@@ -7667,12 +8029,14 @@
               <w:rPr>
                 <w:b/>
                 <w:bCs/>
+                <w:sz w:val="24"/>
               </w:rPr>
             </w:pPr>
             <w:r>
               <w:rPr>
                 <w:b/>
                 <w:bCs/>
+                <w:sz w:val="24"/>
               </w:rPr>
               <w:t>Tabeli veerg 2</w:t>
             </w:r>
@@ -7688,12 +8052,14 @@
               <w:rPr>
                 <w:b/>
                 <w:bCs/>
+                <w:sz w:val="24"/>
               </w:rPr>
             </w:pPr>
             <w:r>
               <w:rPr>
                 <w:b/>
                 <w:bCs/>
+                <w:sz w:val="24"/>
               </w:rPr>
               <w:t>Tabeli veerg 3</w:t>
             </w:r>
@@ -7708,8 +8074,14 @@
           <w:p>
             <w:pPr>
               <w:pStyle w:val="Tabletext"/>
+              <w:rPr>
+                <w:sz w:val="24"/>
+              </w:rPr>
             </w:pPr>
             <w:r>
+              <w:rPr>
+                <w:sz w:val="24"/>
+              </w:rPr>
               <w:t>Siin on tabeli tekst</w:t>
             </w:r>
           </w:p>
@@ -7721,8 +8093,14 @@
           <w:p>
             <w:pPr>
               <w:pStyle w:val="Tabletext"/>
+              <w:rPr>
+                <w:sz w:val="24"/>
+              </w:rPr>
             </w:pPr>
             <w:r>
+              <w:rPr>
+                <w:sz w:val="24"/>
+              </w:rPr>
               <w:t>Siin on tabeli tekst</w:t>
             </w:r>
           </w:p>
@@ -7734,8 +8112,14 @@
           <w:p>
             <w:pPr>
               <w:pStyle w:val="Tabletext"/>
+              <w:rPr>
+                <w:sz w:val="24"/>
+              </w:rPr>
             </w:pPr>
             <w:r>
+              <w:rPr>
+                <w:sz w:val="24"/>
+              </w:rPr>
               <w:t>Siin on tabeli tekst</w:t>
             </w:r>
           </w:p>
@@ -7749,8 +8133,14 @@
           <w:p>
             <w:pPr>
               <w:pStyle w:val="Tabletext"/>
+              <w:rPr>
+                <w:sz w:val="24"/>
+              </w:rPr>
             </w:pPr>
             <w:r>
+              <w:rPr>
+                <w:sz w:val="24"/>
+              </w:rPr>
               <w:t>Siin on tabeli tekst</w:t>
             </w:r>
           </w:p>
@@ -7762,8 +8152,14 @@
           <w:p>
             <w:pPr>
               <w:pStyle w:val="Tabletext"/>
+              <w:rPr>
+                <w:sz w:val="24"/>
+              </w:rPr>
             </w:pPr>
             <w:r>
+              <w:rPr>
+                <w:sz w:val="24"/>
+              </w:rPr>
               <w:t>Siin on tabeli tekst</w:t>
             </w:r>
           </w:p>
@@ -7775,8 +8171,14 @@
           <w:p>
             <w:pPr>
               <w:pStyle w:val="Tabletext"/>
+              <w:rPr>
+                <w:sz w:val="24"/>
+              </w:rPr>
             </w:pPr>
             <w:r>
+              <w:rPr>
+                <w:sz w:val="24"/>
+              </w:rPr>
               <w:t>Siin on tabeli tekst</w:t>
             </w:r>
           </w:p>
@@ -10619,7 +11021,7 @@
     <w:autoRedefine/>
     <w:uiPriority w:val="39"/>
     <w:unhideWhenUsed/>
-    <w:rsid w:val="00612DC7"/>
+    <w:rsid w:val="00C9682F"/>
     <w:pPr>
       <w:tabs>
         <w:tab w:val="right" w:leader="dot" w:pos="8494"/>
@@ -10648,11 +11050,14 @@
     <w:autoRedefine/>
     <w:uiPriority w:val="39"/>
     <w:unhideWhenUsed/>
-    <w:rsid w:val="00612DC7"/>
+    <w:rsid w:val="00C9682F"/>
     <w:pPr>
       <w:spacing w:after="100"/>
       <w:ind w:left="482"/>
     </w:pPr>
+    <w:rPr>
+      <w:sz w:val="26"/>
+    </w:rPr>
   </w:style>
   <w:style w:type="character" w:styleId="Hyperlink">
     <w:name w:val="Hyperlink"/>
@@ -10688,7 +11093,7 @@
     <w:name w:val="Heading"/>
     <w:basedOn w:val="Normal"/>
     <w:qFormat/>
-    <w:rsid w:val="00AA1435"/>
+    <w:rsid w:val="00B90BFC"/>
     <w:pPr>
       <w:spacing w:before="1200" w:after="360"/>
       <w:jc w:val="left"/>
@@ -10696,7 +11101,7 @@
     <w:rPr>
       <w:b/>
       <w:bCs/>
-      <w:sz w:val="32"/>
+      <w:sz w:val="28"/>
     </w:rPr>
   </w:style>
   <w:style w:type="paragraph" w:customStyle="1" w:styleId="NormalBold">

--- a/docs/test-documents/thesis-validator-test-correct.docx
+++ b/docs/test-documents/thesis-validator-test-correct.docx
@@ -487,16 +487,8 @@
     <w:p>
       <w:pPr>
         <w:pStyle w:val="Heading"/>
-        <w:rPr>
-          <w:sz w:val="32"/>
-          <w:szCs w:val="32"/>
-        </w:rPr>
-      </w:pPr>
-      <w:r>
-        <w:rPr>
-          <w:sz w:val="32"/>
-          <w:szCs w:val="32"/>
-        </w:rPr>
+      </w:pPr>
+      <w:r>
         <w:lastRenderedPageBreak/>
         <w:t>Autorideklaratsioon</w:t>
       </w:r>
@@ -536,16 +528,8 @@
     <w:p>
       <w:pPr>
         <w:pStyle w:val="Heading"/>
-        <w:rPr>
-          <w:sz w:val="32"/>
-          <w:szCs w:val="32"/>
-        </w:rPr>
-      </w:pPr>
-      <w:r>
-        <w:rPr>
-          <w:sz w:val="32"/>
-          <w:szCs w:val="32"/>
-        </w:rPr>
+      </w:pPr>
+      <w:r>
         <w:lastRenderedPageBreak/>
         <w:t>Lühikokkuvõte</w:t>
       </w:r>
@@ -611,17 +595,9 @@
     <w:p>
       <w:pPr>
         <w:pStyle w:val="Heading"/>
-        <w:rPr>
-          <w:sz w:val="32"/>
-          <w:szCs w:val="32"/>
-        </w:rPr>
-      </w:pPr>
-      <w:proofErr w:type="spellStart"/>
-      <w:r>
-        <w:rPr>
-          <w:sz w:val="32"/>
-          <w:szCs w:val="32"/>
-        </w:rPr>
+      </w:pPr>
+      <w:proofErr w:type="spellStart"/>
+      <w:r>
         <w:lastRenderedPageBreak/>
         <w:t>Abstract</w:t>
       </w:r>
@@ -3660,16 +3636,8 @@
     <w:p>
       <w:pPr>
         <w:pStyle w:val="Heading"/>
-        <w:rPr>
-          <w:sz w:val="32"/>
-          <w:szCs w:val="32"/>
-        </w:rPr>
-      </w:pPr>
-      <w:r>
-        <w:rPr>
-          <w:sz w:val="32"/>
-          <w:szCs w:val="32"/>
-        </w:rPr>
+      </w:pPr>
+      <w:r>
         <w:lastRenderedPageBreak/>
         <w:t>Lühendite ja mõistete sõnastik</w:t>
       </w:r>
@@ -3930,16 +3898,8 @@
     <w:p>
       <w:pPr>
         <w:pStyle w:val="Heading"/>
-        <w:rPr>
-          <w:sz w:val="32"/>
-          <w:szCs w:val="32"/>
-        </w:rPr>
-      </w:pPr>
-      <w:r>
-        <w:rPr>
-          <w:sz w:val="32"/>
-          <w:szCs w:val="32"/>
-        </w:rPr>
+      </w:pPr>
+      <w:r>
         <w:lastRenderedPageBreak/>
         <w:t>Sisukord</w:t>
       </w:r>
@@ -5007,16 +4967,8 @@
     <w:p>
       <w:pPr>
         <w:pStyle w:val="Heading"/>
-        <w:rPr>
-          <w:sz w:val="32"/>
-          <w:szCs w:val="32"/>
-        </w:rPr>
-      </w:pPr>
-      <w:r>
-        <w:rPr>
-          <w:sz w:val="32"/>
-          <w:szCs w:val="32"/>
-        </w:rPr>
+      </w:pPr>
+      <w:r>
         <w:lastRenderedPageBreak/>
         <w:t>Jooniste loetelu</w:t>
       </w:r>
@@ -5266,16 +5218,8 @@
     <w:p>
       <w:pPr>
         <w:pStyle w:val="Heading"/>
-        <w:rPr>
-          <w:sz w:val="32"/>
-          <w:szCs w:val="32"/>
-        </w:rPr>
-      </w:pPr>
-      <w:r>
-        <w:rPr>
-          <w:sz w:val="32"/>
-          <w:szCs w:val="32"/>
-        </w:rPr>
+      </w:pPr>
+      <w:r>
         <w:lastRenderedPageBreak/>
         <w:t>Tabelite loetelu</w:t>
       </w:r>
@@ -11092,8 +11036,9 @@
   <w:style w:type="paragraph" w:customStyle="1" w:styleId="Heading">
     <w:name w:val="Heading"/>
     <w:basedOn w:val="Normal"/>
+    <w:autoRedefine/>
     <w:qFormat/>
-    <w:rsid w:val="00B90BFC"/>
+    <w:rsid w:val="00A9256D"/>
     <w:pPr>
       <w:spacing w:before="1200" w:after="360"/>
       <w:jc w:val="left"/>
@@ -11101,7 +11046,8 @@
     <w:rPr>
       <w:b/>
       <w:bCs/>
-      <w:sz w:val="28"/>
+      <w:sz w:val="32"/>
+      <w:szCs w:val="32"/>
     </w:rPr>
   </w:style>
   <w:style w:type="paragraph" w:customStyle="1" w:styleId="NormalBold">
